--- a/files/Kucherova_Financial_Analyst_Resume.docx
+++ b/files/Kucherova_Financial_Analyst_Resume.docx
@@ -1,6 +1,6 @@
 
 <file path=word/document.xml><?xml version="1.0" encoding="utf-8"?>
-<w:document xmlns:wpc="http://schemas.microsoft.com/office/word/2010/wordprocessingCanvas" xmlns:mc="http://schemas.openxmlformats.org/markup-compatibility/2006" xmlns:o="urn:schemas-microsoft-com:office:office" xmlns:r="http://schemas.openxmlformats.org/officeDocument/2006/relationships" xmlns:m="http://schemas.openxmlformats.org/officeDocument/2006/math" xmlns:v="urn:schemas-microsoft-com:vml" xmlns:wp14="http://schemas.microsoft.com/office/word/2010/wordprocessingDrawing" xmlns:wp="http://schemas.openxmlformats.org/drawingml/2006/wordprocessingDrawing" xmlns:w10="urn:schemas-microsoft-com:office:word" xmlns:w="http://schemas.openxmlformats.org/wordprocessingml/2006/main" xmlns:w14="http://schemas.microsoft.com/office/word/2010/wordml" xmlns:w15="http://schemas.microsoft.com/office/word/2012/wordml" xmlns:wpg="http://schemas.microsoft.com/office/word/2010/wordprocessingGroup" xmlns:wpi="http://schemas.microsoft.com/office/word/2010/wordprocessingInk" xmlns:wne="http://schemas.microsoft.com/office/word/2006/wordml" xmlns:wps="http://schemas.microsoft.com/office/word/2010/wordprocessingShape" xmlns:cx="http://schemas.microsoft.com/office/drawing/2014/chartex" xmlns:cx1="http://schemas.microsoft.com/office/drawing/2015/9/8/chartex" xmlns:cx2="http://schemas.microsoft.com/office/drawing/2015/10/21/chartex" xmlns:cx3="http://schemas.microsoft.com/office/drawing/2016/5/9/chartex" xmlns:cx4="http://schemas.microsoft.com/office/drawing/2016/5/10/chartex" xmlns:cx5="http://schemas.microsoft.com/office/drawing/2016/5/11/chartex" xmlns:cx6="http://schemas.microsoft.com/office/drawing/2016/5/12/chartex" xmlns:cx7="http://schemas.microsoft.com/office/drawing/2016/5/13/chartex" xmlns:cx8="http://schemas.microsoft.com/office/drawing/2016/5/14/chartex" xmlns:aink="http://schemas.microsoft.com/office/drawing/2016/ink" xmlns:am3d="http://schemas.microsoft.com/office/drawing/2017/model3d" xmlns:w16cex="http://schemas.microsoft.com/office/word/2018/wordml/cex" xmlns:w16cid="http://schemas.microsoft.com/office/word/2016/wordml/cid" xmlns:w16="http://schemas.microsoft.com/office/word/2018/wordml" xmlns:w16sdtdh="http://schemas.microsoft.com/office/word/2020/wordml/sdtdatahash" xmlns:w16se="http://schemas.microsoft.com/office/word/2015/wordml/symex" mc:Ignorable="w14 w15 wp14">
+<w:document xmlns:ve="http://schemas.openxmlformats.org/markup-compatibility/2006" xmlns:o="urn:schemas-microsoft-com:office:office" xmlns:r="http://schemas.openxmlformats.org/officeDocument/2006/relationships" xmlns:m="http://schemas.openxmlformats.org/officeDocument/2006/math" xmlns:v="urn:schemas-microsoft-com:vml" xmlns:wp="http://schemas.openxmlformats.org/drawingml/2006/wordprocessingDrawing" xmlns:w10="urn:schemas-microsoft-com:office:word" xmlns:w="http://schemas.openxmlformats.org/wordprocessingml/2006/main" xmlns:wne="http://schemas.microsoft.com/office/word/2006/wordml">
   <w:body>
     <w:p>
       <w:pPr>
@@ -35,7 +35,7 @@
     <w:p>
       <w:pPr>
         <w:pBdr>
-          <w:bottom w:val="single" w:color="1E2138" w:sz="8" w:space="8"/>
+          <w:bottom w:val="single" w:sz="8" w:space="8" w:color="1E2138"/>
         </w:pBdr>
         <w:spacing w:after="40"/>
       </w:pPr>
@@ -45,7 +45,7 @@
           <w:sz w:val="19"/>
           <w:szCs w:val="19"/>
         </w:rPr>
-        <w:t xml:space="preserve">Concord, NC</w:t>
+        <w:t>Concord, NC</w:t>
       </w:r>
       <w:r>
         <w:rPr>
@@ -61,7 +61,7 @@
           <w:sz w:val="19"/>
           <w:szCs w:val="19"/>
         </w:rPr>
-        <w:t xml:space="preserve">+1 916 956 6037</w:t>
+        <w:t>+1 916 956 6037</w:t>
       </w:r>
       <w:r>
         <w:rPr>
@@ -77,7 +77,7 @@
           <w:sz w:val="19"/>
           <w:szCs w:val="19"/>
         </w:rPr>
-        <w:t xml:space="preserve">katekucherova.nc@gmail.com</w:t>
+        <w:t>katekucherova.nc@gmail.com</w:t>
       </w:r>
       <w:r>
         <w:rPr>
@@ -93,7 +93,7 @@
           <w:sz w:val="19"/>
           <w:szCs w:val="19"/>
         </w:rPr>
-        <w:t xml:space="preserve">Authorized to work in the U.S. — no sponsorship required</w:t>
+        <w:t>Authorized to work in the U.S. — no sponsorship required</w:t>
       </w:r>
       <w:r>
         <w:rPr>
@@ -103,7 +103,7 @@
         </w:rPr>
         <w:t xml:space="preserve">   |   </w:t>
       </w:r>
-      <w:hyperlink w:history="1" r:id="rIdggazpw9nim67l7hqiojcl">
+      <w:hyperlink r:id="rId5" w:history="1">
         <w:r>
           <w:rPr>
             <w:b/>
@@ -113,16 +113,16 @@
             <w:szCs w:val="19"/>
             <w:u w:val="single"/>
           </w:rPr>
-          <w:t xml:space="preserve">katekucherova.github.io</w:t>
+          <w:t>katekucherova.github.io</w:t>
         </w:r>
       </w:hyperlink>
     </w:p>
     <w:p>
       <w:pPr>
         <w:pBdr>
-          <w:bottom w:val="single" w:color="1E2138" w:sz="6" w:space="4"/>
+          <w:bottom w:val="single" w:sz="6" w:space="4" w:color="1E2138"/>
         </w:pBdr>
-        <w:spacing w:after="60" w:before="130"/>
+        <w:spacing w:before="90" w:after="60"/>
       </w:pPr>
       <w:r>
         <w:rPr>
@@ -133,7 +133,7 @@
           <w:sz w:val="22"/>
           <w:szCs w:val="22"/>
         </w:rPr>
-        <w:t xml:space="preserve">Professional Summary</w:t>
+        <w:t>Professional Summary</w:t>
       </w:r>
     </w:p>
     <w:p>
@@ -143,8 +143,6 @@
       <w:r>
         <w:rPr>
           <w:color w:val="1B1D2C"/>
-          <w:sz w:val="20"/>
-          <w:szCs w:val="20"/>
         </w:rPr>
         <w:t xml:space="preserve">Finance professional with an MBA and full P&amp;L ownership experience. Founded and ran a small business's entire finance function across four revenue streams — budgets, pricing, payroll, and monthly profitability review. Built a U.S.-standards project portfolio that spans ASC 606 revenue recognition, public-company FP&amp;A analysis, and Power BI dashboard design, in support of a deliberate return to U.S. finance work. CMA Part 1 exam scheduled September 2026.</w:t>
       </w:r>
@@ -152,9 +150,9 @@
     <w:p>
       <w:pPr>
         <w:pBdr>
-          <w:bottom w:val="single" w:color="1E2138" w:sz="6" w:space="4"/>
+          <w:bottom w:val="single" w:sz="6" w:space="4" w:color="1E2138"/>
         </w:pBdr>
-        <w:spacing w:after="60" w:before="130"/>
+        <w:spacing w:before="90" w:after="60"/>
       </w:pPr>
       <w:r>
         <w:rPr>
@@ -165,7 +163,7 @@
           <w:sz w:val="22"/>
           <w:szCs w:val="22"/>
         </w:rPr>
-        <w:t xml:space="preserve">Education &amp; Certifications</w:t>
+        <w:t>Education &amp; Certifications</w:t>
       </w:r>
     </w:p>
     <w:p>
@@ -175,8 +173,6 @@
       <w:r>
         <w:rPr>
           <w:color w:val="1B1D2C"/>
-          <w:sz w:val="20"/>
-          <w:szCs w:val="20"/>
         </w:rPr>
         <w:t xml:space="preserve">MBA — North Caucasus Academy of Public Administration, Rostov-on-Don, Russia. Official U.S. equivalency evaluation completed.</w:t>
       </w:r>
@@ -188,8 +184,6 @@
       <w:r>
         <w:rPr>
           <w:color w:val="1B1D2C"/>
-          <w:sz w:val="20"/>
-          <w:szCs w:val="20"/>
         </w:rPr>
         <w:t xml:space="preserve">CMA — Candidate, Institute of Management Accountants. Part 1 exam scheduled September 2026.</w:t>
       </w:r>
@@ -197,9 +191,9 @@
     <w:p>
       <w:pPr>
         <w:pBdr>
-          <w:bottom w:val="single" w:color="1E2138" w:sz="6" w:space="4"/>
+          <w:bottom w:val="single" w:sz="6" w:space="4" w:color="1E2138"/>
         </w:pBdr>
-        <w:spacing w:after="60" w:before="130"/>
+        <w:spacing w:before="90" w:after="60"/>
       </w:pPr>
       <w:r>
         <w:rPr>
@@ -210,7 +204,7 @@
           <w:sz w:val="22"/>
           <w:szCs w:val="22"/>
         </w:rPr>
-        <w:t xml:space="preserve">Technical Skills</w:t>
+        <w:t>Technical Skills</w:t>
       </w:r>
     </w:p>
     <w:p>
@@ -242,9 +236,9 @@
     <w:p>
       <w:pPr>
         <w:pBdr>
-          <w:bottom w:val="single" w:color="1E2138" w:sz="6" w:space="4"/>
+          <w:bottom w:val="single" w:sz="6" w:space="4" w:color="1E2138"/>
         </w:pBdr>
-        <w:spacing w:after="60" w:before="130"/>
+        <w:spacing w:before="90" w:after="60"/>
       </w:pPr>
       <w:r>
         <w:rPr>
@@ -255,12 +249,12 @@
           <w:sz w:val="22"/>
           <w:szCs w:val="22"/>
         </w:rPr>
-        <w:t xml:space="preserve">Finance &amp; Operations Experience</w:t>
-      </w:r>
-    </w:p>
-    <w:p>
-      <w:pPr>
-        <w:spacing w:after="10" w:before="130"/>
+        <w:t>Finance &amp; Operations Experience</w:t>
+      </w:r>
+    </w:p>
+    <w:p>
+      <w:pPr>
+        <w:spacing w:before="90" w:after="10"/>
       </w:pPr>
       <w:r>
         <w:rPr>
@@ -270,7 +264,7 @@
           <w:sz w:val="21"/>
           <w:szCs w:val="21"/>
         </w:rPr>
-        <w:t xml:space="preserve">Professional Development &amp; Portfolio Projects</w:t>
+        <w:t>Professional Development &amp; Portfolio Projects</w:t>
       </w:r>
       <w:r>
         <w:rPr>
@@ -280,12 +274,12 @@
           <w:sz w:val="19"/>
           <w:szCs w:val="19"/>
         </w:rPr>
-        <w:t xml:space="preserve">   2022 – 2026</w:t>
-      </w:r>
-    </w:p>
-    <w:p>
-      <w:pPr>
-        <w:spacing w:after="50"/>
+        <w:t xml:space="preserve">   2022 – Present</w:t>
+      </w:r>
+    </w:p>
+    <w:p>
+      <w:pPr>
+        <w:spacing w:after="30"/>
       </w:pPr>
       <w:r>
         <w:rPr>
@@ -295,54 +289,60 @@
           <w:sz w:val="19"/>
           <w:szCs w:val="19"/>
         </w:rPr>
-        <w:t xml:space="preserve">Independent — Concord / Sacramento, CA</w:t>
-      </w:r>
-    </w:p>
-    <w:p>
-      <w:pPr>
-        <w:spacing w:after="40"/>
+        <w:t>Independent — Concord, NC / Sacramento, CA</w:t>
+      </w:r>
+    </w:p>
+    <w:p>
+      <w:pPr>
+        <w:spacing w:after="25"/>
         <w:ind w:left="260" w:hanging="200"/>
       </w:pPr>
       <w:r>
         <w:rPr>
           <w:color w:val="1B1D2C"/>
-          <w:sz w:val="20"/>
-          <w:szCs w:val="20"/>
-        </w:rPr>
-        <w:t xml:space="preserve">•  Relocated to the United States in 2022 and completed English-language study while maintaining full-time focus on a finance career re-entry.</w:t>
-      </w:r>
-    </w:p>
-    <w:p>
-      <w:pPr>
-        <w:spacing w:after="40"/>
+        </w:rPr>
+        <w:t xml:space="preserve">•  Built three independent finance portfolio projects using real business transactions and public-company data, covering FP&amp;A, financial forecasting, variance analysis, ASC 606 revenue recognition, and Power BI dashboard reporting.</w:t>
+      </w:r>
+    </w:p>
+    <w:p>
+      <w:pPr>
+        <w:spacing w:after="25"/>
         <w:ind w:left="260" w:hanging="200"/>
       </w:pPr>
       <w:r>
         <w:rPr>
           <w:color w:val="1B1D2C"/>
-          <w:sz w:val="20"/>
-          <w:szCs w:val="20"/>
-        </w:rPr>
-        <w:t xml:space="preserve">•  Built three independent finance portfolio projects applying U.S. GAAP and ASC 606 standards to real and public-company data, spanning revenue recognition, forecasting, and Power BI dashboard design.</w:t>
-      </w:r>
-    </w:p>
-    <w:p>
-      <w:pPr>
-        <w:spacing w:after="40"/>
+        </w:rPr>
+        <w:t xml:space="preserve">•  Applied Excel formula modeling and Power BI/DAX to build multi-tab financial models, including budget-vs-actual tracking and break-even analysis.</w:t>
+      </w:r>
+    </w:p>
+    <w:p>
+      <w:pPr>
+        <w:spacing w:after="25"/>
         <w:ind w:left="260" w:hanging="200"/>
       </w:pPr>
       <w:r>
         <w:rPr>
           <w:color w:val="1B1D2C"/>
-          <w:sz w:val="20"/>
-          <w:szCs w:val="20"/>
-        </w:rPr>
-        <w:t xml:space="preserve">•  Began CMA candidacy; Part 1 exam scheduled September 2026.</w:t>
-      </w:r>
-    </w:p>
-    <w:p>
-      <w:pPr>
-        <w:spacing w:after="10" w:before="130"/>
+        </w:rPr>
+        <w:t xml:space="preserve">•  Pursuing the CMA certification; Part 1 exam scheduled for September 2026.</w:t>
+      </w:r>
+    </w:p>
+    <w:p>
+      <w:pPr>
+        <w:spacing w:after="25"/>
+        <w:ind w:left="260" w:hanging="200"/>
+      </w:pPr>
+      <w:r>
+        <w:rPr>
+          <w:color w:val="1B1D2C"/>
+        </w:rPr>
+        <w:t xml:space="preserve">•  Relocated to the United States in 2022 and supported the transition through part-time teaching and fitness instruction while completing English-language study and preparing to re-enter the finance field.</w:t>
+      </w:r>
+    </w:p>
+    <w:p>
+      <w:pPr>
+        <w:spacing w:before="90" w:after="10"/>
       </w:pPr>
       <w:r>
         <w:rPr>
@@ -352,7 +352,7 @@
           <w:sz w:val="21"/>
           <w:szCs w:val="21"/>
         </w:rPr>
-        <w:t xml:space="preserve">Owner &amp; Financial Manager</w:t>
+        <w:t>Owner &amp; Financial Manager</w:t>
       </w:r>
       <w:r>
         <w:rPr>
@@ -362,12 +362,12 @@
           <w:sz w:val="19"/>
           <w:szCs w:val="19"/>
         </w:rPr>
-        <w:t xml:space="preserve">   09/2020 – 07/2022</w:t>
-      </w:r>
-    </w:p>
-    <w:p>
-      <w:pPr>
-        <w:spacing w:after="50"/>
+        <w:t xml:space="preserve">   09/2019 – 07/2022</w:t>
+      </w:r>
+    </w:p>
+    <w:p>
+      <w:pPr>
+        <w:spacing w:after="30"/>
       </w:pPr>
       <w:r>
         <w:rPr>
@@ -377,54 +377,48 @@
           <w:sz w:val="19"/>
           <w:szCs w:val="19"/>
         </w:rPr>
-        <w:t xml:space="preserve">Claire Children’s Dance Studio (Independent — founded and operated)  |  Bataysk, Russia</w:t>
-      </w:r>
-    </w:p>
-    <w:p>
-      <w:pPr>
-        <w:spacing w:after="40"/>
+        <w:t xml:space="preserve">Claire Children’s Dance Studio | Bataysk, Russia</w:t>
+      </w:r>
+    </w:p>
+    <w:p>
+      <w:pPr>
+        <w:spacing w:after="25"/>
         <w:ind w:left="260" w:hanging="200"/>
       </w:pPr>
       <w:r>
         <w:rPr>
           <w:color w:val="1B1D2C"/>
-          <w:sz w:val="20"/>
-          <w:szCs w:val="20"/>
-        </w:rPr>
-        <w:t xml:space="preserve">•  Managed full P&amp;L and daily financial records across four revenue streams — choreography, fitness, karate, and gymnastics — with 25–30 active client subscriptions per month.</w:t>
-      </w:r>
-    </w:p>
-    <w:p>
-      <w:pPr>
-        <w:spacing w:after="40"/>
+        </w:rPr>
+        <w:t xml:space="preserve">•  Founded and managed full P&amp;L across four revenue streams — choreography, fitness, karate, and gymnastics — growing the studio to $275K in cumulative revenue at a 30.9% net operating margin.</w:t>
+      </w:r>
+    </w:p>
+    <w:p>
+      <w:pPr>
+        <w:spacing w:after="25"/>
         <w:ind w:left="260" w:hanging="200"/>
       </w:pPr>
       <w:r>
         <w:rPr>
           <w:color w:val="1B1D2C"/>
-          <w:sz w:val="20"/>
-          <w:szCs w:val="20"/>
-        </w:rPr>
-        <w:t xml:space="preserve">•  Prepared monthly P&amp;L summaries, budget-to-actual reviews, and profitability analysis to monitor revenue trends, fixed costs, payroll, and expected profit timing.</w:t>
-      </w:r>
-    </w:p>
-    <w:p>
-      <w:pPr>
-        <w:spacing w:after="40"/>
+        </w:rPr>
+        <w:t xml:space="preserve">•  Built and managed a 2021 operating budget from run-rate assumptions; delivered results 2.7% above budgeted revenue and $2,418 above budgeted NOI despite opening a second hall.</w:t>
+      </w:r>
+    </w:p>
+    <w:p>
+      <w:pPr>
+        <w:spacing w:after="25"/>
         <w:ind w:left="260" w:hanging="200"/>
       </w:pPr>
       <w:r>
         <w:rPr>
           <w:color w:val="1B1D2C"/>
-          <w:sz w:val="20"/>
-          <w:szCs w:val="20"/>
-        </w:rPr>
-        <w:t xml:space="preserve">•  Tracked customer subscriptions, renewals, and outstanding balances; reconciled cash receipts, payroll, and vendor invoices to maintain accurate financial records.</w:t>
-      </w:r>
-    </w:p>
-    <w:p>
-      <w:pPr>
-        <w:spacing w:after="10" w:before="130"/>
+        </w:rPr>
+        <w:t xml:space="preserve">•  Tracked customer subscriptions, renewals, and outstanding balances; reconciled cash receipts, payroll, and vendor invoices to maintain accurate, audit-ready financial records.</w:t>
+      </w:r>
+    </w:p>
+    <w:p>
+      <w:pPr>
+        <w:spacing w:before="90" w:after="10"/>
       </w:pPr>
       <w:r>
         <w:rPr>
@@ -434,7 +428,7 @@
           <w:sz w:val="21"/>
           <w:szCs w:val="21"/>
         </w:rPr>
-        <w:t xml:space="preserve">Financial Analyst &amp; Administrative Support</w:t>
+        <w:t>Financial Analyst &amp; Administrative Support</w:t>
       </w:r>
       <w:r>
         <w:rPr>
@@ -444,12 +438,12 @@
           <w:sz w:val="19"/>
           <w:szCs w:val="19"/>
         </w:rPr>
-        <w:t xml:space="preserve">   08/2018 – 09/2020</w:t>
-      </w:r>
-    </w:p>
-    <w:p>
-      <w:pPr>
-        <w:spacing w:after="50"/>
+        <w:t xml:space="preserve">   08/2017 – 09/2019</w:t>
+      </w:r>
+    </w:p>
+    <w:p>
+      <w:pPr>
+        <w:spacing w:after="30"/>
       </w:pPr>
       <w:r>
         <w:rPr>
@@ -464,49 +458,43 @@
     </w:p>
     <w:p>
       <w:pPr>
-        <w:spacing w:after="40"/>
+        <w:spacing w:after="25"/>
         <w:ind w:left="260" w:hanging="200"/>
       </w:pPr>
       <w:r>
         <w:rPr>
           <w:color w:val="1B1D2C"/>
-          <w:sz w:val="20"/>
-          <w:szCs w:val="20"/>
         </w:rPr>
         <w:t xml:space="preserve">•  Controlled department budgets and tracked actuals vs. plan, preparing month-end cost, profitability, and variance reports for management.</w:t>
       </w:r>
     </w:p>
     <w:p>
       <w:pPr>
-        <w:spacing w:after="40"/>
+        <w:spacing w:after="25"/>
         <w:ind w:left="260" w:hanging="200"/>
       </w:pPr>
       <w:r>
         <w:rPr>
           <w:color w:val="1B1D2C"/>
-          <w:sz w:val="20"/>
-          <w:szCs w:val="20"/>
         </w:rPr>
         <w:t xml:space="preserve">•  Monitored vendor costs and procurement activity in SAP and Excel to ensure financial accuracy before each period close.</w:t>
       </w:r>
     </w:p>
     <w:p>
       <w:pPr>
-        <w:spacing w:after="40"/>
+        <w:spacing w:after="25"/>
         <w:ind w:left="260" w:hanging="200"/>
       </w:pPr>
       <w:r>
         <w:rPr>
           <w:color w:val="1B1D2C"/>
-          <w:sz w:val="20"/>
-          <w:szCs w:val="20"/>
         </w:rPr>
         <w:t xml:space="preserve">•  Supported financial reconciliation during high-complexity Formula 1 events, coordinating across operations, logistics, and external vendors.</w:t>
       </w:r>
     </w:p>
     <w:p>
       <w:pPr>
-        <w:spacing w:after="10" w:before="130"/>
+        <w:spacing w:before="90" w:after="10"/>
       </w:pPr>
       <w:r>
         <w:rPr>
@@ -516,7 +504,7 @@
           <w:sz w:val="21"/>
           <w:szCs w:val="21"/>
         </w:rPr>
-        <w:t xml:space="preserve">Financial Analyst &amp; Claims Data Analyst</w:t>
+        <w:t>Financial Analyst &amp; Claims Data Analyst</w:t>
       </w:r>
       <w:r>
         <w:rPr>
@@ -526,12 +514,12 @@
           <w:sz w:val="19"/>
           <w:szCs w:val="19"/>
         </w:rPr>
-        <w:t xml:space="preserve">   05/2015 – 09/2018</w:t>
-      </w:r>
-    </w:p>
-    <w:p>
-      <w:pPr>
-        <w:spacing w:after="50"/>
+        <w:t xml:space="preserve">   05/2015 – 09/2017</w:t>
+      </w:r>
+    </w:p>
+    <w:p>
+      <w:pPr>
+        <w:spacing w:after="30"/>
       </w:pPr>
       <w:r>
         <w:rPr>
@@ -546,42 +534,36 @@
     </w:p>
     <w:p>
       <w:pPr>
-        <w:spacing w:after="40"/>
+        <w:spacing w:after="25"/>
         <w:ind w:left="260" w:hanging="200"/>
       </w:pPr>
       <w:r>
         <w:rPr>
           <w:color w:val="1B1D2C"/>
-          <w:sz w:val="20"/>
-          <w:szCs w:val="20"/>
-        </w:rPr>
-        <w:t xml:space="preserve">•  Extracted, cleaned, structured, and validated large SAP and Excel datasets to support reliable, audit-ready financial reporting.</w:t>
-      </w:r>
-    </w:p>
-    <w:p>
-      <w:pPr>
-        <w:spacing w:after="40"/>
+        </w:rPr>
+        <w:t>•  Extracted, cleaned, structured, and validated large SAP and Excel datasets to support reliable, audit-ready financial reporting.</w:t>
+      </w:r>
+    </w:p>
+    <w:p>
+      <w:pPr>
+        <w:spacing w:after="25"/>
         <w:ind w:left="260" w:hanging="200"/>
       </w:pPr>
       <w:r>
         <w:rPr>
           <w:color w:val="1B1D2C"/>
-          <w:sz w:val="20"/>
-          <w:szCs w:val="20"/>
         </w:rPr>
         <w:t xml:space="preserve">•  Tracked and analyzed case financials, identified cost variances and data inconsistencies, and prepared clear management reports.</w:t>
       </w:r>
     </w:p>
     <w:p>
       <w:pPr>
-        <w:spacing w:after="40"/>
+        <w:spacing w:after="25"/>
         <w:ind w:left="260" w:hanging="200"/>
       </w:pPr>
       <w:r>
         <w:rPr>
           <w:color w:val="1B1D2C"/>
-          <w:sz w:val="20"/>
-          <w:szCs w:val="20"/>
         </w:rPr>
         <w:t xml:space="preserve">•  Reconciled transactions and verified invoice/payment accuracy, escalating discrepancies when documentation did not support approval.</w:t>
       </w:r>
@@ -589,9 +571,9 @@
     <w:p>
       <w:pPr>
         <w:pBdr>
-          <w:bottom w:val="single" w:color="1E2138" w:sz="6" w:space="4"/>
+          <w:bottom w:val="single" w:sz="6" w:space="4" w:color="1E2138"/>
         </w:pBdr>
-        <w:spacing w:after="60" w:before="130"/>
+        <w:spacing w:before="90" w:after="60"/>
       </w:pPr>
       <w:r>
         <w:rPr>
@@ -602,14 +584,14 @@
           <w:sz w:val="22"/>
           <w:szCs w:val="22"/>
         </w:rPr>
-        <w:t xml:space="preserve">Relevant Projects</w:t>
+        <w:t>Relevant Projects</w:t>
       </w:r>
     </w:p>
     <w:p>
       <w:pPr>
         <w:spacing w:after="30"/>
       </w:pPr>
-      <w:hyperlink w:history="1" r:id="rIdcv1g5kfozf-szcedrizdp">
+      <w:hyperlink r:id="rId6" w:history="1">
         <w:r>
           <w:rPr>
             <w:b/>
@@ -619,13 +601,13 @@
             <w:szCs w:val="19"/>
             <w:u w:val="single"/>
           </w:rPr>
-          <w:t xml:space="preserve">Claire Studio — FP&amp;A Case Study → View</w:t>
+          <w:t>Claire Studio — FP&amp;A Case Study → View</w:t>
         </w:r>
       </w:hyperlink>
     </w:p>
     <w:p>
       <w:pPr>
-        <w:spacing w:after="50"/>
+        <w:spacing w:after="30"/>
       </w:pPr>
       <w:r>
         <w:rPr>
@@ -635,14 +617,14 @@
           <w:sz w:val="19"/>
           <w:szCs w:val="19"/>
         </w:rPr>
-        <w:t xml:space="preserve">Built from 847 real cash transactions from a business I owned and operated.</w:t>
+        <w:t>Built from 847 real cash transactions from Claire Children’s Dance Studio — see Owner &amp; Financial Manager above.</w:t>
       </w:r>
     </w:p>
     <w:p>
       <w:pPr>
         <w:spacing w:after="30"/>
       </w:pPr>
-      <w:hyperlink w:history="1" r:id="rIdp9jyhz2j4qxhlgxxkhjo0">
+      <w:hyperlink r:id="rId7" w:history="1">
         <w:r>
           <w:rPr>
             <w:b/>
@@ -652,13 +634,13 @@
             <w:szCs w:val="19"/>
             <w:u w:val="single"/>
           </w:rPr>
-          <w:t xml:space="preserve">Siemens Mobility Financial Analysis → View</w:t>
+          <w:t>Siemens Mobility Financial Analysis → View</w:t>
         </w:r>
       </w:hyperlink>
     </w:p>
     <w:p>
       <w:pPr>
-        <w:spacing w:after="50"/>
+        <w:spacing w:after="30"/>
       </w:pPr>
       <w:r>
         <w:rPr>
@@ -668,14 +650,14 @@
           <w:sz w:val="19"/>
           <w:szCs w:val="19"/>
         </w:rPr>
-        <w:t xml:space="preserve">Independent analysis built from Siemens Mobility’s public FY2025 Annual Report.</w:t>
+        <w:t>Independent analysis built from Siemens Mobility’s public FY2025 Annual Report.</w:t>
       </w:r>
     </w:p>
     <w:p>
       <w:pPr>
         <w:spacing w:after="30"/>
       </w:pPr>
-      <w:hyperlink w:history="1" r:id="rIdikeppok-u0yyupmq0ibjb">
+      <w:hyperlink r:id="rId8" w:history="1">
         <w:r>
           <w:rPr>
             <w:b/>
@@ -685,13 +667,13 @@
             <w:szCs w:val="19"/>
             <w:u w:val="single"/>
           </w:rPr>
-          <w:t xml:space="preserve">ASC 606 Revenue Recognition Model → View</w:t>
+          <w:t>ASC 606 Revenue Recognition Model → View</w:t>
         </w:r>
       </w:hyperlink>
     </w:p>
     <w:p>
       <w:pPr>
-        <w:spacing w:after="50"/>
+        <w:spacing w:after="30"/>
       </w:pPr>
       <w:r>
         <w:rPr>
@@ -705,98 +687,22 @@
       </w:r>
     </w:p>
     <w:sectPr>
-      <w:pgSz w:w="12240" w:h="15840" w:orient="portrait"/>
-      <w:pgMar w:top="300" w:right="760" w:bottom="300" w:left="760" w:header="708" w:footer="708" w:gutter="0"/>
-      <w:pgNumType/>
+      <w:pgSz w:w="12240" w:h="15840"/>
+      <w:pgMar w:top="200" w:right="760" w:bottom="200" w:left="760" w:header="708" w:footer="708" w:gutter="0"/>
+      <w:cols w:space="720"/>
       <w:docGrid w:linePitch="360"/>
     </w:sectPr>
   </w:body>
 </w:document>
 </file>
 
-<file path=word/comments.xml><?xml version="1.0" encoding="utf-8"?>
-<w:comments xmlns:cx="http://schemas.microsoft.com/office/drawing/2014/chartex" xmlns:cx1="http://schemas.microsoft.com/office/drawing/2015/9/8/chartex" xmlns:cx2="http://schemas.microsoft.com/office/drawing/2015/10/21/chartex" xmlns:cx3="http://schemas.microsoft.com/office/drawing/2016/5/9/chartex" xmlns:cx4="http://schemas.microsoft.com/office/drawing/2016/5/10/chartex" xmlns:cx5="http://schemas.microsoft.com/office/drawing/2016/5/11/chartex" xmlns:cx6="http://schemas.microsoft.com/office/drawing/2016/5/12/chartex" xmlns:cx7="http://schemas.microsoft.com/office/drawing/2016/5/13/chartex" xmlns:cx8="http://schemas.microsoft.com/office/drawing/2016/5/14/chartex" xmlns:mc="http://schemas.openxmlformats.org/markup-compatibility/2006" xmlns:aink="http://schemas.microsoft.com/office/drawing/2016/ink" xmlns:am3d="http://schemas.microsoft.com/office/drawing/2017/model3d" xmlns:o="urn:schemas-microsoft-com:office:office" xmlns:r="http://schemas.openxmlformats.org/officeDocument/2006/relationships" xmlns:m="http://schemas.openxmlformats.org/officeDocument/2006/math" xmlns:v="urn:schemas-microsoft-com:vml" xmlns:wp14="http://schemas.microsoft.com/office/word/2010/wordprocessingDrawing" xmlns:wp="http://schemas.openxmlformats.org/drawingml/2006/wordprocessingDrawing" xmlns:w10="urn:schemas-microsoft-com:office:word" xmlns:w="http://schemas.openxmlformats.org/wordprocessingml/2006/main" xmlns:w14="http://schemas.microsoft.com/office/word/2010/wordml" xmlns:w15="http://schemas.microsoft.com/office/word/2012/wordml" xmlns:w16cex="http://schemas.microsoft.com/office/word/2018/wordml/cex" xmlns:w16cid="http://schemas.microsoft.com/office/word/2016/wordml/cid" xmlns:w16="http://schemas.microsoft.com/office/word/2018/wordml" xmlns:w16sdtdh="http://schemas.microsoft.com/office/word/2020/wordml/sdtdatahash" xmlns:w16se="http://schemas.microsoft.com/office/word/2015/wordml/symex" xmlns:wpg="http://schemas.microsoft.com/office/word/2010/wordprocessingGroup" xmlns:wpi="http://schemas.microsoft.com/office/word/2010/wordprocessingInk" xmlns:wne="http://schemas.microsoft.com/office/word/2006/wordml" xmlns:wps="http://schemas.microsoft.com/office/word/2010/wordprocessingShape"/>
-</file>
-
-<file path=word/endnotes.xml><?xml version="1.0" encoding="utf-8"?>
-<w:endnotes xmlns:wpc="http://schemas.microsoft.com/office/word/2010/wordprocessingCanvas" xmlns:mc="http://schemas.openxmlformats.org/markup-compatibility/2006" xmlns:o="urn:schemas-microsoft-com:office:office" xmlns:r="http://schemas.openxmlformats.org/officeDocument/2006/relationships" xmlns:m="http://schemas.openxmlformats.org/officeDocument/2006/math" xmlns:v="urn:schemas-microsoft-com:vml" xmlns:wp14="http://schemas.microsoft.com/office/word/2010/wordprocessingDrawing" xmlns:wp="http://schemas.openxmlformats.org/drawingml/2006/wordprocessingDrawing" xmlns:w10="urn:schemas-microsoft-com:office:word" xmlns:w="http://schemas.openxmlformats.org/wordprocessingml/2006/main" xmlns:w14="http://schemas.microsoft.com/office/word/2010/wordml" xmlns:w15="http://schemas.microsoft.com/office/word/2012/wordml" xmlns:wpg="http://schemas.microsoft.com/office/word/2010/wordprocessingGroup" xmlns:wpi="http://schemas.microsoft.com/office/word/2010/wordprocessingInk" xmlns:wne="http://schemas.microsoft.com/office/word/2006/wordml" xmlns:wps="http://schemas.microsoft.com/office/word/2010/wordprocessingShape" mc:Ignorable="w14 w15 wp14">
-  <w:endnote w:type="separator" w:id="-1">
-    <w:p>
-      <w:pPr>
-        <w:spacing w:after="0" w:line="240" w:lineRule="auto"/>
-      </w:pPr>
-      <w:r>
-        <w:rPr>
-          <w:rStyle w:val="EndnoteReference"/>
-        </w:rPr>
-        <w:endnoteRef/>
-      </w:r>
-      <w:r>
-        <w:separator/>
-      </w:r>
-    </w:p>
-  </w:endnote>
-  <w:endnote w:type="continuationSeparator" w:id="0">
-    <w:p>
-      <w:pPr>
-        <w:spacing w:after="0" w:line="240" w:lineRule="auto"/>
-      </w:pPr>
-      <w:r>
-        <w:rPr>
-          <w:rStyle w:val="EndnoteReference"/>
-        </w:rPr>
-        <w:endnoteRef/>
-      </w:r>
-      <w:r>
-        <w:continuationSeparator/>
-      </w:r>
-    </w:p>
-  </w:endnote>
-</w:endnotes>
-</file>
-
-<file path=word/footnotes.xml><?xml version="1.0" encoding="utf-8"?>
-<w:footnotes xmlns:wpc="http://schemas.microsoft.com/office/word/2010/wordprocessingCanvas" xmlns:mc="http://schemas.openxmlformats.org/markup-compatibility/2006" xmlns:o="urn:schemas-microsoft-com:office:office" xmlns:r="http://schemas.openxmlformats.org/officeDocument/2006/relationships" xmlns:m="http://schemas.openxmlformats.org/officeDocument/2006/math" xmlns:v="urn:schemas-microsoft-com:vml" xmlns:wp14="http://schemas.microsoft.com/office/word/2010/wordprocessingDrawing" xmlns:wp="http://schemas.openxmlformats.org/drawingml/2006/wordprocessingDrawing" xmlns:w10="urn:schemas-microsoft-com:office:word" xmlns:w="http://schemas.openxmlformats.org/wordprocessingml/2006/main" xmlns:w14="http://schemas.microsoft.com/office/word/2010/wordml" xmlns:w15="http://schemas.microsoft.com/office/word/2012/wordml" xmlns:wpg="http://schemas.microsoft.com/office/word/2010/wordprocessingGroup" xmlns:wpi="http://schemas.microsoft.com/office/word/2010/wordprocessingInk" xmlns:wne="http://schemas.microsoft.com/office/word/2006/wordml" xmlns:wps="http://schemas.microsoft.com/office/word/2010/wordprocessingShape" mc:Ignorable="w14 w15 wp14">
-  <w:footnote w:type="separator" w:id="-1">
-    <w:p>
-      <w:pPr>
-        <w:spacing w:after="0" w:line="240" w:lineRule="auto"/>
-      </w:pPr>
-      <w:r>
-        <w:rPr>
-          <w:rStyle w:val="FootnoteReference"/>
-        </w:rPr>
-        <w:footnoteRef/>
-      </w:r>
-      <w:r>
-        <w:separator/>
-      </w:r>
-    </w:p>
-  </w:footnote>
-  <w:footnote w:type="continuationSeparator" w:id="0">
-    <w:p>
-      <w:pPr>
-        <w:spacing w:after="0" w:line="240" w:lineRule="auto"/>
-      </w:pPr>
-      <w:r>
-        <w:rPr>
-          <w:rStyle w:val="FootnoteReference"/>
-        </w:rPr>
-        <w:footnoteRef/>
-      </w:r>
-      <w:r>
-        <w:continuationSeparator/>
-      </w:r>
-    </w:p>
-  </w:footnote>
-</w:footnotes>
-</file>
-
 <file path=word/numbering.xml><?xml version="1.0" encoding="utf-8"?>
-<w:numbering xmlns:wpc="http://schemas.microsoft.com/office/word/2010/wordprocessingCanvas" xmlns:mc="http://schemas.openxmlformats.org/markup-compatibility/2006" xmlns:o="urn:schemas-microsoft-com:office:office" xmlns:r="http://schemas.openxmlformats.org/officeDocument/2006/relationships" xmlns:m="http://schemas.openxmlformats.org/officeDocument/2006/math" xmlns:v="urn:schemas-microsoft-com:vml" xmlns:wp14="http://schemas.microsoft.com/office/word/2010/wordprocessingDrawing" xmlns:wp="http://schemas.openxmlformats.org/drawingml/2006/wordprocessingDrawing" xmlns:w10="urn:schemas-microsoft-com:office:word" xmlns:w="http://schemas.openxmlformats.org/wordprocessingml/2006/main" xmlns:w14="http://schemas.microsoft.com/office/word/2010/wordml" xmlns:w15="http://schemas.microsoft.com/office/word/2012/wordml" xmlns:wpg="http://schemas.microsoft.com/office/word/2010/wordprocessingGroup" xmlns:wpi="http://schemas.microsoft.com/office/word/2010/wordprocessingInk" xmlns:wne="http://schemas.microsoft.com/office/word/2006/wordml" xmlns:wps="http://schemas.microsoft.com/office/word/2010/wordprocessingShape" mc:Ignorable="w14 w15 wp14">
-  <w:abstractNum w:abstractNumId="1" w15:restartNumberingAfterBreak="0">
+<w:numbering xmlns:ve="http://schemas.openxmlformats.org/markup-compatibility/2006" xmlns:o="urn:schemas-microsoft-com:office:office" xmlns:r="http://schemas.openxmlformats.org/officeDocument/2006/relationships" xmlns:m="http://schemas.openxmlformats.org/officeDocument/2006/math" xmlns:v="urn:schemas-microsoft-com:vml" xmlns:wp="http://schemas.openxmlformats.org/drawingml/2006/wordprocessingDrawing" xmlns:w10="urn:schemas-microsoft-com:office:word" xmlns:w="http://schemas.openxmlformats.org/wordprocessingml/2006/main" xmlns:wne="http://schemas.microsoft.com/office/word/2006/wordml">
+  <w:abstractNum w:abstractNumId="0">
+    <w:nsid w:val="6844469C"/>
     <w:multiLevelType w:val="hybridMultilevel"/>
-    <w:lvl w:ilvl="0" w15:tentative="1">
+    <w:tmpl w:val="180E0F06"/>
+    <w:lvl w:ilvl="0" w:tplc="DD9683E8">
       <w:start w:val="1"/>
       <w:numFmt w:val="bullet"/>
       <w:lvlText w:val="●"/>
@@ -805,7 +711,7 @@
         <w:ind w:left="720" w:hanging="360"/>
       </w:pPr>
     </w:lvl>
-    <w:lvl w:ilvl="1" w15:tentative="1">
+    <w:lvl w:ilvl="1" w:tplc="E5CA24C6">
       <w:start w:val="1"/>
       <w:numFmt w:val="bullet"/>
       <w:lvlText w:val="○"/>
@@ -814,7 +720,7 @@
         <w:ind w:left="1440" w:hanging="360"/>
       </w:pPr>
     </w:lvl>
-    <w:lvl w:ilvl="2" w15:tentative="1">
+    <w:lvl w:ilvl="2" w:tplc="097AF55E">
       <w:start w:val="1"/>
       <w:numFmt w:val="bullet"/>
       <w:lvlText w:val="■"/>
@@ -823,7 +729,7 @@
         <w:ind w:left="2160" w:hanging="360"/>
       </w:pPr>
     </w:lvl>
-    <w:lvl w:ilvl="3" w15:tentative="1">
+    <w:lvl w:ilvl="3" w:tplc="98F684BE">
       <w:start w:val="1"/>
       <w:numFmt w:val="bullet"/>
       <w:lvlText w:val="●"/>
@@ -832,7 +738,7 @@
         <w:ind w:left="2880" w:hanging="360"/>
       </w:pPr>
     </w:lvl>
-    <w:lvl w:ilvl="4" w15:tentative="1">
+    <w:lvl w:ilvl="4" w:tplc="EC505E00">
       <w:start w:val="1"/>
       <w:numFmt w:val="bullet"/>
       <w:lvlText w:val="○"/>
@@ -841,7 +747,7 @@
         <w:ind w:left="3600" w:hanging="360"/>
       </w:pPr>
     </w:lvl>
-    <w:lvl w:ilvl="5" w15:tentative="1">
+    <w:lvl w:ilvl="5" w:tplc="7884D1C4">
       <w:start w:val="1"/>
       <w:numFmt w:val="bullet"/>
       <w:lvlText w:val="■"/>
@@ -850,7 +756,7 @@
         <w:ind w:left="4320" w:hanging="360"/>
       </w:pPr>
     </w:lvl>
-    <w:lvl w:ilvl="6" w15:tentative="1">
+    <w:lvl w:ilvl="6" w:tplc="C19036A0">
       <w:start w:val="1"/>
       <w:numFmt w:val="bullet"/>
       <w:lvlText w:val="●"/>
@@ -859,7 +765,7 @@
         <w:ind w:left="5040" w:hanging="360"/>
       </w:pPr>
     </w:lvl>
-    <w:lvl w:ilvl="7" w15:tentative="1">
+    <w:lvl w:ilvl="7" w:tplc="2A0A48BE">
       <w:start w:val="1"/>
       <w:numFmt w:val="bullet"/>
       <w:lvlText w:val="●"/>
@@ -868,7 +774,7 @@
         <w:ind w:left="5760" w:hanging="360"/>
       </w:pPr>
     </w:lvl>
-    <w:lvl w:ilvl="8" w15:tentative="1">
+    <w:lvl w:ilvl="8" w:tplc="F550913C">
       <w:start w:val="1"/>
       <w:numFmt w:val="bullet"/>
       <w:lvlText w:val="●"/>
@@ -879,7 +785,7 @@
     </w:lvl>
   </w:abstractNum>
   <w:num w:numId="1">
-    <w:abstractNumId w:val="1"/>
+    <w:abstractNumId w:val="0"/>
     <w:lvlOverride w:ilvl="0">
       <w:startOverride w:val="1"/>
     </w:lvlOverride>
@@ -888,181 +794,618 @@
 </file>
 
 <file path=word/styles.xml><?xml version="1.0" encoding="utf-8"?>
-<w:styles xmlns:mc="http://schemas.openxmlformats.org/markup-compatibility/2006" xmlns:r="http://schemas.openxmlformats.org/officeDocument/2006/relationships" xmlns:w="http://schemas.openxmlformats.org/wordprocessingml/2006/main" xmlns:w14="http://schemas.microsoft.com/office/word/2010/wordml" xmlns:w15="http://schemas.microsoft.com/office/word/2012/wordml" mc:Ignorable="w14 w15">
+<w:styles xmlns:r="http://schemas.openxmlformats.org/officeDocument/2006/relationships" xmlns:w="http://schemas.openxmlformats.org/wordprocessingml/2006/main">
   <w:docDefaults>
-    <w:rPrDefault/>
+    <w:rPrDefault>
+      <w:rPr>
+        <w:rFonts w:ascii="Times New Roman" w:eastAsia="Times New Roman" w:hAnsi="Times New Roman" w:cs="Times New Roman"/>
+        <w:lang w:val="en-US" w:eastAsia="en-US" w:bidi="ar-SA"/>
+      </w:rPr>
+    </w:rPrDefault>
     <w:pPrDefault/>
   </w:docDefaults>
-  <w:style w:type="paragraph" w:styleId="Title">
+  <w:latentStyles w:defLockedState="0" w:defUIPriority="99" w:defSemiHidden="1" w:defUnhideWhenUsed="1" w:defQFormat="0" w:count="267">
+    <w:lsdException w:name="Normal" w:semiHidden="0" w:uiPriority="0" w:unhideWhenUsed="0" w:qFormat="1"/>
+    <w:lsdException w:name="heading 1" w:semiHidden="0" w:uiPriority="9" w:unhideWhenUsed="0" w:qFormat="1"/>
+    <w:lsdException w:name="heading 2" w:uiPriority="9" w:qFormat="1"/>
+    <w:lsdException w:name="heading 3" w:uiPriority="9" w:qFormat="1"/>
+    <w:lsdException w:name="heading 4" w:uiPriority="9" w:qFormat="1"/>
+    <w:lsdException w:name="heading 5" w:uiPriority="9" w:qFormat="1"/>
+    <w:lsdException w:name="heading 6" w:uiPriority="9" w:qFormat="1"/>
+    <w:lsdException w:name="heading 7" w:uiPriority="9" w:qFormat="1"/>
+    <w:lsdException w:name="heading 8" w:uiPriority="9" w:qFormat="1"/>
+    <w:lsdException w:name="heading 9" w:uiPriority="9" w:qFormat="1"/>
+    <w:lsdException w:name="toc 1" w:uiPriority="39"/>
+    <w:lsdException w:name="toc 2" w:uiPriority="39"/>
+    <w:lsdException w:name="toc 3" w:uiPriority="39"/>
+    <w:lsdException w:name="toc 4" w:uiPriority="39"/>
+    <w:lsdException w:name="toc 5" w:uiPriority="39"/>
+    <w:lsdException w:name="toc 6" w:uiPriority="39"/>
+    <w:lsdException w:name="toc 7" w:uiPriority="39"/>
+    <w:lsdException w:name="toc 8" w:uiPriority="39"/>
+    <w:lsdException w:name="toc 9" w:uiPriority="39"/>
+    <w:lsdException w:name="caption" w:uiPriority="35" w:qFormat="1"/>
+    <w:lsdException w:name="Title" w:semiHidden="0" w:uiPriority="10" w:unhideWhenUsed="0" w:qFormat="1"/>
+    <w:lsdException w:name="Default Paragraph Font" w:uiPriority="1"/>
+    <w:lsdException w:name="Subtitle" w:semiHidden="0" w:uiPriority="11" w:unhideWhenUsed="0" w:qFormat="1"/>
+    <w:lsdException w:name="Strong" w:semiHidden="0" w:uiPriority="22" w:unhideWhenUsed="0" w:qFormat="1"/>
+    <w:lsdException w:name="Emphasis" w:semiHidden="0" w:uiPriority="20" w:unhideWhenUsed="0" w:qFormat="1"/>
+    <w:lsdException w:name="Table Grid" w:semiHidden="0" w:uiPriority="59" w:unhideWhenUsed="0"/>
+    <w:lsdException w:name="Placeholder Text" w:unhideWhenUsed="0"/>
+    <w:lsdException w:name="No Spacing" w:semiHidden="0" w:uiPriority="1" w:unhideWhenUsed="0" w:qFormat="1"/>
+    <w:lsdException w:name="Light Shading" w:semiHidden="0" w:uiPriority="60" w:unhideWhenUsed="0"/>
+    <w:lsdException w:name="Light List" w:semiHidden="0" w:uiPriority="61" w:unhideWhenUsed="0"/>
+    <w:lsdException w:name="Light Grid" w:semiHidden="0" w:uiPriority="62" w:unhideWhenUsed="0"/>
+    <w:lsdException w:name="Medium Shading 1" w:semiHidden="0" w:uiPriority="63" w:unhideWhenUsed="0"/>
+    <w:lsdException w:name="Medium Shading 2" w:semiHidden="0" w:uiPriority="64" w:unhideWhenUsed="0"/>
+    <w:lsdException w:name="Medium List 1" w:semiHidden="0" w:uiPriority="65" w:unhideWhenUsed="0"/>
+    <w:lsdException w:name="Medium List 2" w:semiHidden="0" w:uiPriority="66" w:unhideWhenUsed="0"/>
+    <w:lsdException w:name="Medium Grid 1" w:semiHidden="0" w:uiPriority="67" w:unhideWhenUsed="0"/>
+    <w:lsdException w:name="Medium Grid 2" w:semiHidden="0" w:uiPriority="68" w:unhideWhenUsed="0"/>
+    <w:lsdException w:name="Medium Grid 3" w:semiHidden="0" w:uiPriority="69" w:unhideWhenUsed="0"/>
+    <w:lsdException w:name="Dark List" w:semiHidden="0" w:uiPriority="70" w:unhideWhenUsed="0"/>
+    <w:lsdException w:name="Colorful Shading" w:semiHidden="0" w:uiPriority="71" w:unhideWhenUsed="0"/>
+    <w:lsdException w:name="Colorful List" w:semiHidden="0" w:uiPriority="72" w:unhideWhenUsed="0"/>
+    <w:lsdException w:name="Colorful Grid" w:semiHidden="0" w:uiPriority="73" w:unhideWhenUsed="0"/>
+    <w:lsdException w:name="Light Shading Accent 1" w:semiHidden="0" w:uiPriority="60" w:unhideWhenUsed="0"/>
+    <w:lsdException w:name="Light List Accent 1" w:semiHidden="0" w:uiPriority="61" w:unhideWhenUsed="0"/>
+    <w:lsdException w:name="Light Grid Accent 1" w:semiHidden="0" w:uiPriority="62" w:unhideWhenUsed="0"/>
+    <w:lsdException w:name="Medium Shading 1 Accent 1" w:semiHidden="0" w:uiPriority="63" w:unhideWhenUsed="0"/>
+    <w:lsdException w:name="Medium Shading 2 Accent 1" w:semiHidden="0" w:uiPriority="64" w:unhideWhenUsed="0"/>
+    <w:lsdException w:name="Medium List 1 Accent 1" w:semiHidden="0" w:uiPriority="65" w:unhideWhenUsed="0"/>
+    <w:lsdException w:name="Revision" w:unhideWhenUsed="0"/>
+    <w:lsdException w:name="List Paragraph" w:semiHidden="0" w:uiPriority="34" w:unhideWhenUsed="0" w:qFormat="1"/>
+    <w:lsdException w:name="Quote" w:semiHidden="0" w:uiPriority="29" w:unhideWhenUsed="0" w:qFormat="1"/>
+    <w:lsdException w:name="Intense Quote" w:semiHidden="0" w:uiPriority="30" w:unhideWhenUsed="0" w:qFormat="1"/>
+    <w:lsdException w:name="Medium List 2 Accent 1" w:semiHidden="0" w:uiPriority="66" w:unhideWhenUsed="0"/>
+    <w:lsdException w:name="Medium Grid 1 Accent 1" w:semiHidden="0" w:uiPriority="67" w:unhideWhenUsed="0"/>
+    <w:lsdException w:name="Medium Grid 2 Accent 1" w:semiHidden="0" w:uiPriority="68" w:unhideWhenUsed="0"/>
+    <w:lsdException w:name="Medium Grid 3 Accent 1" w:semiHidden="0" w:uiPriority="69" w:unhideWhenUsed="0"/>
+    <w:lsdException w:name="Dark List Accent 1" w:semiHidden="0" w:uiPriority="70" w:unhideWhenUsed="0"/>
+    <w:lsdException w:name="Colorful Shading Accent 1" w:semiHidden="0" w:uiPriority="71" w:unhideWhenUsed="0"/>
+    <w:lsdException w:name="Colorful List Accent 1" w:semiHidden="0" w:uiPriority="72" w:unhideWhenUsed="0"/>
+    <w:lsdException w:name="Colorful Grid Accent 1" w:semiHidden="0" w:uiPriority="73" w:unhideWhenUsed="0"/>
+    <w:lsdException w:name="Light Shading Accent 2" w:semiHidden="0" w:uiPriority="60" w:unhideWhenUsed="0"/>
+    <w:lsdException w:name="Light List Accent 2" w:semiHidden="0" w:uiPriority="61" w:unhideWhenUsed="0"/>
+    <w:lsdException w:name="Light Grid Accent 2" w:semiHidden="0" w:uiPriority="62" w:unhideWhenUsed="0"/>
+    <w:lsdException w:name="Medium Shading 1 Accent 2" w:semiHidden="0" w:uiPriority="63" w:unhideWhenUsed="0"/>
+    <w:lsdException w:name="Medium Shading 2 Accent 2" w:semiHidden="0" w:uiPriority="64" w:unhideWhenUsed="0"/>
+    <w:lsdException w:name="Medium List 1 Accent 2" w:semiHidden="0" w:uiPriority="65" w:unhideWhenUsed="0"/>
+    <w:lsdException w:name="Medium List 2 Accent 2" w:semiHidden="0" w:uiPriority="66" w:unhideWhenUsed="0"/>
+    <w:lsdException w:name="Medium Grid 1 Accent 2" w:semiHidden="0" w:uiPriority="67" w:unhideWhenUsed="0"/>
+    <w:lsdException w:name="Medium Grid 2 Accent 2" w:semiHidden="0" w:uiPriority="68" w:unhideWhenUsed="0"/>
+    <w:lsdException w:name="Medium Grid 3 Accent 2" w:semiHidden="0" w:uiPriority="69" w:unhideWhenUsed="0"/>
+    <w:lsdException w:name="Dark List Accent 2" w:semiHidden="0" w:uiPriority="70" w:unhideWhenUsed="0"/>
+    <w:lsdException w:name="Colorful Shading Accent 2" w:semiHidden="0" w:uiPriority="71" w:unhideWhenUsed="0"/>
+    <w:lsdException w:name="Colorful List Accent 2" w:semiHidden="0" w:uiPriority="72" w:unhideWhenUsed="0"/>
+    <w:lsdException w:name="Colorful Grid Accent 2" w:semiHidden="0" w:uiPriority="73" w:unhideWhenUsed="0"/>
+    <w:lsdException w:name="Light Shading Accent 3" w:semiHidden="0" w:uiPriority="60" w:unhideWhenUsed="0"/>
+    <w:lsdException w:name="Light List Accent 3" w:semiHidden="0" w:uiPriority="61" w:unhideWhenUsed="0"/>
+    <w:lsdException w:name="Light Grid Accent 3" w:semiHidden="0" w:uiPriority="62" w:unhideWhenUsed="0"/>
+    <w:lsdException w:name="Medium Shading 1 Accent 3" w:semiHidden="0" w:uiPriority="63" w:unhideWhenUsed="0"/>
+    <w:lsdException w:name="Medium Shading 2 Accent 3" w:semiHidden="0" w:uiPriority="64" w:unhideWhenUsed="0"/>
+    <w:lsdException w:name="Medium List 1 Accent 3" w:semiHidden="0" w:uiPriority="65" w:unhideWhenUsed="0"/>
+    <w:lsdException w:name="Medium List 2 Accent 3" w:semiHidden="0" w:uiPriority="66" w:unhideWhenUsed="0"/>
+    <w:lsdException w:name="Medium Grid 1 Accent 3" w:semiHidden="0" w:uiPriority="67" w:unhideWhenUsed="0"/>
+    <w:lsdException w:name="Medium Grid 2 Accent 3" w:semiHidden="0" w:uiPriority="68" w:unhideWhenUsed="0"/>
+    <w:lsdException w:name="Medium Grid 3 Accent 3" w:semiHidden="0" w:uiPriority="69" w:unhideWhenUsed="0"/>
+    <w:lsdException w:name="Dark List Accent 3" w:semiHidden="0" w:uiPriority="70" w:unhideWhenUsed="0"/>
+    <w:lsdException w:name="Colorful Shading Accent 3" w:semiHidden="0" w:uiPriority="71" w:unhideWhenUsed="0"/>
+    <w:lsdException w:name="Colorful List Accent 3" w:semiHidden="0" w:uiPriority="72" w:unhideWhenUsed="0"/>
+    <w:lsdException w:name="Colorful Grid Accent 3" w:semiHidden="0" w:uiPriority="73" w:unhideWhenUsed="0"/>
+    <w:lsdException w:name="Light Shading Accent 4" w:semiHidden="0" w:uiPriority="60" w:unhideWhenUsed="0"/>
+    <w:lsdException w:name="Light List Accent 4" w:semiHidden="0" w:uiPriority="61" w:unhideWhenUsed="0"/>
+    <w:lsdException w:name="Light Grid Accent 4" w:semiHidden="0" w:uiPriority="62" w:unhideWhenUsed="0"/>
+    <w:lsdException w:name="Medium Shading 1 Accent 4" w:semiHidden="0" w:uiPriority="63" w:unhideWhenUsed="0"/>
+    <w:lsdException w:name="Medium Shading 2 Accent 4" w:semiHidden="0" w:uiPriority="64" w:unhideWhenUsed="0"/>
+    <w:lsdException w:name="Medium List 1 Accent 4" w:semiHidden="0" w:uiPriority="65" w:unhideWhenUsed="0"/>
+    <w:lsdException w:name="Medium List 2 Accent 4" w:semiHidden="0" w:uiPriority="66" w:unhideWhenUsed="0"/>
+    <w:lsdException w:name="Medium Grid 1 Accent 4" w:semiHidden="0" w:uiPriority="67" w:unhideWhenUsed="0"/>
+    <w:lsdException w:name="Medium Grid 2 Accent 4" w:semiHidden="0" w:uiPriority="68" w:unhideWhenUsed="0"/>
+    <w:lsdException w:name="Medium Grid 3 Accent 4" w:semiHidden="0" w:uiPriority="69" w:unhideWhenUsed="0"/>
+    <w:lsdException w:name="Dark List Accent 4" w:semiHidden="0" w:uiPriority="70" w:unhideWhenUsed="0"/>
+    <w:lsdException w:name="Colorful Shading Accent 4" w:semiHidden="0" w:uiPriority="71" w:unhideWhenUsed="0"/>
+    <w:lsdException w:name="Colorful List Accent 4" w:semiHidden="0" w:uiPriority="72" w:unhideWhenUsed="0"/>
+    <w:lsdException w:name="Colorful Grid Accent 4" w:semiHidden="0" w:uiPriority="73" w:unhideWhenUsed="0"/>
+    <w:lsdException w:name="Light Shading Accent 5" w:semiHidden="0" w:uiPriority="60" w:unhideWhenUsed="0"/>
+    <w:lsdException w:name="Light List Accent 5" w:semiHidden="0" w:uiPriority="61" w:unhideWhenUsed="0"/>
+    <w:lsdException w:name="Light Grid Accent 5" w:semiHidden="0" w:uiPriority="62" w:unhideWhenUsed="0"/>
+    <w:lsdException w:name="Medium Shading 1 Accent 5" w:semiHidden="0" w:uiPriority="63" w:unhideWhenUsed="0"/>
+    <w:lsdException w:name="Medium Shading 2 Accent 5" w:semiHidden="0" w:uiPriority="64" w:unhideWhenUsed="0"/>
+    <w:lsdException w:name="Medium List 1 Accent 5" w:semiHidden="0" w:uiPriority="65" w:unhideWhenUsed="0"/>
+    <w:lsdException w:name="Medium List 2 Accent 5" w:semiHidden="0" w:uiPriority="66" w:unhideWhenUsed="0"/>
+    <w:lsdException w:name="Medium Grid 1 Accent 5" w:semiHidden="0" w:uiPriority="67" w:unhideWhenUsed="0"/>
+    <w:lsdException w:name="Medium Grid 2 Accent 5" w:semiHidden="0" w:uiPriority="68" w:unhideWhenUsed="0"/>
+    <w:lsdException w:name="Medium Grid 3 Accent 5" w:semiHidden="0" w:uiPriority="69" w:unhideWhenUsed="0"/>
+    <w:lsdException w:name="Dark List Accent 5" w:semiHidden="0" w:uiPriority="70" w:unhideWhenUsed="0"/>
+    <w:lsdException w:name="Colorful Shading Accent 5" w:semiHidden="0" w:uiPriority="71" w:unhideWhenUsed="0"/>
+    <w:lsdException w:name="Colorful List Accent 5" w:semiHidden="0" w:uiPriority="72" w:unhideWhenUsed="0"/>
+    <w:lsdException w:name="Colorful Grid Accent 5" w:semiHidden="0" w:uiPriority="73" w:unhideWhenUsed="0"/>
+    <w:lsdException w:name="Light Shading Accent 6" w:semiHidden="0" w:uiPriority="60" w:unhideWhenUsed="0"/>
+    <w:lsdException w:name="Light List Accent 6" w:semiHidden="0" w:uiPriority="61" w:unhideWhenUsed="0"/>
+    <w:lsdException w:name="Light Grid Accent 6" w:semiHidden="0" w:uiPriority="62" w:unhideWhenUsed="0"/>
+    <w:lsdException w:name="Medium Shading 1 Accent 6" w:semiHidden="0" w:uiPriority="63" w:unhideWhenUsed="0"/>
+    <w:lsdException w:name="Medium Shading 2 Accent 6" w:semiHidden="0" w:uiPriority="64" w:unhideWhenUsed="0"/>
+    <w:lsdException w:name="Medium List 1 Accent 6" w:semiHidden="0" w:uiPriority="65" w:unhideWhenUsed="0"/>
+    <w:lsdException w:name="Medium List 2 Accent 6" w:semiHidden="0" w:uiPriority="66" w:unhideWhenUsed="0"/>
+    <w:lsdException w:name="Medium Grid 1 Accent 6" w:semiHidden="0" w:uiPriority="67" w:unhideWhenUsed="0"/>
+    <w:lsdException w:name="Medium Grid 2 Accent 6" w:semiHidden="0" w:uiPriority="68" w:unhideWhenUsed="0"/>
+    <w:lsdException w:name="Medium Grid 3 Accent 6" w:semiHidden="0" w:uiPriority="69" w:unhideWhenUsed="0"/>
+    <w:lsdException w:name="Dark List Accent 6" w:semiHidden="0" w:uiPriority="70" w:unhideWhenUsed="0"/>
+    <w:lsdException w:name="Colorful Shading Accent 6" w:semiHidden="0" w:uiPriority="71" w:unhideWhenUsed="0"/>
+    <w:lsdException w:name="Colorful List Accent 6" w:semiHidden="0" w:uiPriority="72" w:unhideWhenUsed="0"/>
+    <w:lsdException w:name="Colorful Grid Accent 6" w:semiHidden="0" w:uiPriority="73" w:unhideWhenUsed="0"/>
+    <w:lsdException w:name="Subtle Emphasis" w:semiHidden="0" w:uiPriority="19" w:unhideWhenUsed="0" w:qFormat="1"/>
+    <w:lsdException w:name="Intense Emphasis" w:semiHidden="0" w:uiPriority="21" w:unhideWhenUsed="0" w:qFormat="1"/>
+    <w:lsdException w:name="Subtle Reference" w:semiHidden="0" w:uiPriority="31" w:unhideWhenUsed="0" w:qFormat="1"/>
+    <w:lsdException w:name="Intense Reference" w:semiHidden="0" w:uiPriority="32" w:unhideWhenUsed="0" w:qFormat="1"/>
+    <w:lsdException w:name="Book Title" w:semiHidden="0" w:uiPriority="33" w:unhideWhenUsed="0" w:qFormat="1"/>
+    <w:lsdException w:name="Bibliography" w:uiPriority="37"/>
+    <w:lsdException w:name="TOC Heading" w:uiPriority="39" w:qFormat="1"/>
+  </w:latentStyles>
+  <w:style w:type="paragraph" w:default="1" w:styleId="a">
+    <w:name w:val="Normal"/>
+    <w:qFormat/>
+  </w:style>
+  <w:style w:type="character" w:default="1" w:styleId="a0">
+    <w:name w:val="Default Paragraph Font"/>
+    <w:uiPriority w:val="1"/>
+    <w:semiHidden/>
+    <w:unhideWhenUsed/>
+  </w:style>
+  <w:style w:type="table" w:default="1" w:styleId="a1">
+    <w:name w:val="Normal Table"/>
+    <w:uiPriority w:val="99"/>
+    <w:semiHidden/>
+    <w:unhideWhenUsed/>
+    <w:qFormat/>
+    <w:tblPr>
+      <w:tblInd w:w="0" w:type="dxa"/>
+      <w:tblCellMar>
+        <w:top w:w="0" w:type="dxa"/>
+        <w:left w:w="108" w:type="dxa"/>
+        <w:bottom w:w="0" w:type="dxa"/>
+        <w:right w:w="108" w:type="dxa"/>
+      </w:tblCellMar>
+    </w:tblPr>
+  </w:style>
+  <w:style w:type="numbering" w:default="1" w:styleId="a2">
+    <w:name w:val="No List"/>
+    <w:uiPriority w:val="99"/>
+    <w:semiHidden/>
+    <w:unhideWhenUsed/>
+  </w:style>
+  <w:style w:type="paragraph" w:styleId="a3">
     <w:name w:val="Title"/>
-    <w:basedOn w:val="Normal"/>
-    <w:next w:val="Normal"/>
     <w:qFormat/>
+    <w:rsid w:val="00E017BC"/>
     <w:rPr>
       <w:sz w:val="56"/>
       <w:szCs w:val="56"/>
     </w:rPr>
   </w:style>
-  <w:style w:type="paragraph" w:styleId="Heading1">
+  <w:style w:type="paragraph" w:customStyle="1" w:styleId="Heading1">
     <w:name w:val="Heading 1"/>
-    <w:basedOn w:val="Normal"/>
-    <w:next w:val="Normal"/>
     <w:qFormat/>
+    <w:rsid w:val="00E017BC"/>
     <w:rPr>
       <w:color w:val="2E74B5"/>
       <w:sz w:val="32"/>
       <w:szCs w:val="32"/>
     </w:rPr>
   </w:style>
-  <w:style w:type="paragraph" w:styleId="Heading2">
+  <w:style w:type="paragraph" w:customStyle="1" w:styleId="Heading2">
     <w:name w:val="Heading 2"/>
-    <w:basedOn w:val="Normal"/>
-    <w:next w:val="Normal"/>
     <w:qFormat/>
+    <w:rsid w:val="00E017BC"/>
     <w:rPr>
       <w:color w:val="2E74B5"/>
       <w:sz w:val="26"/>
       <w:szCs w:val="26"/>
     </w:rPr>
   </w:style>
-  <w:style w:type="paragraph" w:styleId="Heading3">
+  <w:style w:type="paragraph" w:customStyle="1" w:styleId="Heading3">
     <w:name w:val="Heading 3"/>
-    <w:basedOn w:val="Normal"/>
-    <w:next w:val="Normal"/>
     <w:qFormat/>
+    <w:rsid w:val="00E017BC"/>
     <w:rPr>
       <w:color w:val="1F4D78"/>
       <w:sz w:val="24"/>
       <w:szCs w:val="24"/>
     </w:rPr>
   </w:style>
-  <w:style w:type="paragraph" w:styleId="Heading4">
+  <w:style w:type="paragraph" w:customStyle="1" w:styleId="Heading4">
     <w:name w:val="Heading 4"/>
-    <w:basedOn w:val="Normal"/>
-    <w:next w:val="Normal"/>
     <w:qFormat/>
+    <w:rsid w:val="00E017BC"/>
     <w:rPr>
       <w:i/>
       <w:iCs/>
       <w:color w:val="2E74B5"/>
     </w:rPr>
   </w:style>
-  <w:style w:type="paragraph" w:styleId="Heading5">
+  <w:style w:type="paragraph" w:customStyle="1" w:styleId="Heading5">
     <w:name w:val="Heading 5"/>
-    <w:basedOn w:val="Normal"/>
-    <w:next w:val="Normal"/>
     <w:qFormat/>
+    <w:rsid w:val="00E017BC"/>
     <w:rPr>
       <w:color w:val="2E74B5"/>
     </w:rPr>
   </w:style>
-  <w:style w:type="paragraph" w:styleId="Heading6">
+  <w:style w:type="paragraph" w:customStyle="1" w:styleId="Heading6">
     <w:name w:val="Heading 6"/>
-    <w:basedOn w:val="Normal"/>
-    <w:next w:val="Normal"/>
     <w:qFormat/>
+    <w:rsid w:val="00E017BC"/>
     <w:rPr>
       <w:color w:val="1F4D78"/>
     </w:rPr>
   </w:style>
-  <w:style w:type="paragraph" w:styleId="Strong">
-    <w:name w:val="Strong"/>
-    <w:basedOn w:val="Normal"/>
-    <w:next w:val="Normal"/>
+  <w:style w:type="paragraph" w:customStyle="1" w:styleId="1">
+    <w:name w:val="Строгий1"/>
     <w:qFormat/>
+    <w:rsid w:val="00E017BC"/>
     <w:rPr>
       <w:b/>
       <w:bCs/>
     </w:rPr>
   </w:style>
-  <w:style w:type="paragraph" w:styleId="ListParagraph">
+  <w:style w:type="paragraph" w:styleId="a4">
     <w:name w:val="List Paragraph"/>
-    <w:basedOn w:val="Normal"/>
     <w:qFormat/>
-  </w:style>
-  <w:style w:type="character" w:styleId="Hyperlink">
+    <w:rsid w:val="00E017BC"/>
+  </w:style>
+  <w:style w:type="character" w:styleId="a5">
     <w:name w:val="Hyperlink"/>
-    <w:basedOn w:val="DefaultParagraphFont"/>
     <w:uiPriority w:val="99"/>
     <w:unhideWhenUsed/>
+    <w:rsid w:val="00E017BC"/>
     <w:rPr>
       <w:color w:val="0563C1"/>
       <w:u w:val="single"/>
     </w:rPr>
   </w:style>
-  <w:style w:type="character" w:styleId="FootnoteReference">
+  <w:style w:type="character" w:styleId="a6">
     <w:name w:val="footnote reference"/>
-    <w:basedOn w:val="DefaultParagraphFont"/>
     <w:uiPriority w:val="99"/>
     <w:semiHidden/>
     <w:unhideWhenUsed/>
+    <w:rsid w:val="00E017BC"/>
     <w:rPr>
       <w:vertAlign w:val="superscript"/>
     </w:rPr>
   </w:style>
-  <w:style w:type="paragraph" w:styleId="FootnoteText">
+  <w:style w:type="paragraph" w:styleId="a7">
     <w:name w:val="footnote text"/>
-    <w:basedOn w:val="Normal"/>
-    <w:link w:val="FootnoteTextChar"/>
+    <w:link w:val="a8"/>
     <w:uiPriority w:val="99"/>
     <w:semiHidden/>
     <w:unhideWhenUsed/>
-    <w:pPr>
-      <w:spacing w:after="0" w:line="240" w:lineRule="auto"/>
-    </w:pPr>
+    <w:rsid w:val="00E017BC"/>
+  </w:style>
+  <w:style w:type="character" w:customStyle="1" w:styleId="a8">
+    <w:name w:val="Текст сноски Знак"/>
+    <w:link w:val="a7"/>
+    <w:uiPriority w:val="99"/>
+    <w:semiHidden/>
+    <w:unhideWhenUsed/>
+    <w:rsid w:val="00E017BC"/>
     <w:rPr>
       <w:sz w:val="20"/>
       <w:szCs w:val="20"/>
     </w:rPr>
   </w:style>
-  <w:style w:type="character" w:styleId="FootnoteTextChar">
-    <w:name w:val="Footnote Text Char"/>
-    <w:basedOn w:val="DefaultParagraphFont"/>
-    <w:link w:val="FootnoteText"/>
+  <w:style w:type="character" w:styleId="a9">
+    <w:name w:val="endnote reference"/>
     <w:uiPriority w:val="99"/>
     <w:semiHidden/>
     <w:unhideWhenUsed/>
+    <w:rsid w:val="00E017BC"/>
+    <w:rPr>
+      <w:vertAlign w:val="superscript"/>
+    </w:rPr>
+  </w:style>
+  <w:style w:type="paragraph" w:styleId="aa">
+    <w:name w:val="endnote text"/>
+    <w:link w:val="ab"/>
+    <w:uiPriority w:val="99"/>
+    <w:semiHidden/>
+    <w:unhideWhenUsed/>
+    <w:rsid w:val="00E017BC"/>
+  </w:style>
+  <w:style w:type="character" w:customStyle="1" w:styleId="ab">
+    <w:name w:val="Текст концевой сноски Знак"/>
+    <w:link w:val="aa"/>
+    <w:uiPriority w:val="99"/>
+    <w:semiHidden/>
+    <w:unhideWhenUsed/>
+    <w:rsid w:val="00E017BC"/>
     <w:rPr>
       <w:sz w:val="20"/>
       <w:szCs w:val="20"/>
     </w:rPr>
   </w:style>
-  <w:style w:type="character" w:styleId="EndnoteReference">
-    <w:name w:val="endnote reference"/>
-    <w:basedOn w:val="DefaultParagraphFont"/>
-    <w:uiPriority w:val="99"/>
-    <w:semiHidden/>
-    <w:unhideWhenUsed/>
-    <w:rPr>
-      <w:vertAlign w:val="superscript"/>
-    </w:rPr>
-  </w:style>
-  <w:style w:type="paragraph" w:styleId="EndnoteText">
-    <w:name w:val="endnote text"/>
-    <w:basedOn w:val="Normal"/>
-    <w:link w:val="EndnoteTextChar"/>
-    <w:uiPriority w:val="99"/>
-    <w:semiHidden/>
-    <w:unhideWhenUsed/>
-    <w:pPr>
-      <w:spacing w:after="0" w:line="240" w:lineRule="auto"/>
-    </w:pPr>
-    <w:rPr>
-      <w:sz w:val="20"/>
-      <w:szCs w:val="20"/>
-    </w:rPr>
-  </w:style>
-  <w:style w:type="character" w:styleId="EndnoteTextChar">
-    <w:name w:val="Endnote Text Char"/>
-    <w:basedOn w:val="DefaultParagraphFont"/>
-    <w:link w:val="EndnoteText"/>
-    <w:uiPriority w:val="99"/>
-    <w:semiHidden/>
-    <w:unhideWhenUsed/>
-    <w:rPr>
-      <w:sz w:val="20"/>
-      <w:szCs w:val="20"/>
-    </w:rPr>
-  </w:style>
 </w:styles>
+</file>
+
+<file path=word/theme/theme1.xml><?xml version="1.0" encoding="utf-8"?>
+<a:theme xmlns:a="http://schemas.openxmlformats.org/drawingml/2006/main" name="Тема Office">
+  <a:themeElements>
+    <a:clrScheme name="Стандартная">
+      <a:dk1>
+        <a:sysClr val="windowText" lastClr="000000"/>
+      </a:dk1>
+      <a:lt1>
+        <a:sysClr val="window" lastClr="FFFFFF"/>
+      </a:lt1>
+      <a:dk2>
+        <a:srgbClr val="1F497D"/>
+      </a:dk2>
+      <a:lt2>
+        <a:srgbClr val="EEECE1"/>
+      </a:lt2>
+      <a:accent1>
+        <a:srgbClr val="4F81BD"/>
+      </a:accent1>
+      <a:accent2>
+        <a:srgbClr val="C0504D"/>
+      </a:accent2>
+      <a:accent3>
+        <a:srgbClr val="9BBB59"/>
+      </a:accent3>
+      <a:accent4>
+        <a:srgbClr val="8064A2"/>
+      </a:accent4>
+      <a:accent5>
+        <a:srgbClr val="4BACC6"/>
+      </a:accent5>
+      <a:accent6>
+        <a:srgbClr val="F79646"/>
+      </a:accent6>
+      <a:hlink>
+        <a:srgbClr val="0000FF"/>
+      </a:hlink>
+      <a:folHlink>
+        <a:srgbClr val="800080"/>
+      </a:folHlink>
+    </a:clrScheme>
+    <a:fontScheme name="Стандартная">
+      <a:majorFont>
+        <a:latin typeface="Cambria"/>
+        <a:ea typeface=""/>
+        <a:cs typeface=""/>
+        <a:font script="Jpan" typeface="ＭＳ ゴシック"/>
+        <a:font script="Hang" typeface="맑은 고딕"/>
+        <a:font script="Hans" typeface="宋体"/>
+        <a:font script="Hant" typeface="新細明體"/>
+        <a:font script="Arab" typeface="Times New Roman"/>
+        <a:font script="Hebr" typeface="Times New Roman"/>
+        <a:font script="Thai" typeface="Angsana New"/>
+        <a:font script="Ethi" typeface="Nyala"/>
+        <a:font script="Beng" typeface="Vrinda"/>
+        <a:font script="Gujr" typeface="Shruti"/>
+        <a:font script="Khmr" typeface="MoolBoran"/>
+        <a:font script="Knda" typeface="Tunga"/>
+        <a:font script="Guru" typeface="Raavi"/>
+        <a:font script="Cans" typeface="Euphemia"/>
+        <a:font script="Cher" typeface="Plantagenet Cherokee"/>
+        <a:font script="Yiii" typeface="Microsoft Yi Baiti"/>
+        <a:font script="Tibt" typeface="Microsoft Himalaya"/>
+        <a:font script="Thaa" typeface="MV Boli"/>
+        <a:font script="Deva" typeface="Mangal"/>
+        <a:font script="Telu" typeface="Gautami"/>
+        <a:font script="Taml" typeface="Latha"/>
+        <a:font script="Syrc" typeface="Estrangelo Edessa"/>
+        <a:font script="Orya" typeface="Kalinga"/>
+        <a:font script="Mlym" typeface="Kartika"/>
+        <a:font script="Laoo" typeface="DokChampa"/>
+        <a:font script="Sinh" typeface="Iskoola Pota"/>
+        <a:font script="Mong" typeface="Mongolian Baiti"/>
+        <a:font script="Viet" typeface="Times New Roman"/>
+        <a:font script="Uigh" typeface="Microsoft Uighur"/>
+      </a:majorFont>
+      <a:minorFont>
+        <a:latin typeface="Calibri"/>
+        <a:ea typeface=""/>
+        <a:cs typeface=""/>
+        <a:font script="Jpan" typeface="ＭＳ 明朝"/>
+        <a:font script="Hang" typeface="맑은 고딕"/>
+        <a:font script="Hans" typeface="宋体"/>
+        <a:font script="Hant" typeface="新細明體"/>
+        <a:font script="Arab" typeface="Arial"/>
+        <a:font script="Hebr" typeface="Arial"/>
+        <a:font script="Thai" typeface="Cordia New"/>
+        <a:font script="Ethi" typeface="Nyala"/>
+        <a:font script="Beng" typeface="Vrinda"/>
+        <a:font script="Gujr" typeface="Shruti"/>
+        <a:font script="Khmr" typeface="DaunPenh"/>
+        <a:font script="Knda" typeface="Tunga"/>
+        <a:font script="Guru" typeface="Raavi"/>
+        <a:font script="Cans" typeface="Euphemia"/>
+        <a:font script="Cher" typeface="Plantagenet Cherokee"/>
+        <a:font script="Yiii" typeface="Microsoft Yi Baiti"/>
+        <a:font script="Tibt" typeface="Microsoft Himalaya"/>
+        <a:font script="Thaa" typeface="MV Boli"/>
+        <a:font script="Deva" typeface="Mangal"/>
+        <a:font script="Telu" typeface="Gautami"/>
+        <a:font script="Taml" typeface="Latha"/>
+        <a:font script="Syrc" typeface="Estrangelo Edessa"/>
+        <a:font script="Orya" typeface="Kalinga"/>
+        <a:font script="Mlym" typeface="Kartika"/>
+        <a:font script="Laoo" typeface="DokChampa"/>
+        <a:font script="Sinh" typeface="Iskoola Pota"/>
+        <a:font script="Mong" typeface="Mongolian Baiti"/>
+        <a:font script="Viet" typeface="Arial"/>
+        <a:font script="Uigh" typeface="Microsoft Uighur"/>
+      </a:minorFont>
+    </a:fontScheme>
+    <a:fmtScheme name="Стандартная">
+      <a:fillStyleLst>
+        <a:solidFill>
+          <a:schemeClr val="phClr"/>
+        </a:solidFill>
+        <a:gradFill rotWithShape="1">
+          <a:gsLst>
+            <a:gs pos="0">
+              <a:schemeClr val="phClr">
+                <a:tint val="50000"/>
+                <a:satMod val="300000"/>
+              </a:schemeClr>
+            </a:gs>
+            <a:gs pos="35000">
+              <a:schemeClr val="phClr">
+                <a:tint val="37000"/>
+                <a:satMod val="300000"/>
+              </a:schemeClr>
+            </a:gs>
+            <a:gs pos="100000">
+              <a:schemeClr val="phClr">
+                <a:tint val="15000"/>
+                <a:satMod val="350000"/>
+              </a:schemeClr>
+            </a:gs>
+          </a:gsLst>
+          <a:lin ang="16200000" scaled="1"/>
+        </a:gradFill>
+        <a:gradFill rotWithShape="1">
+          <a:gsLst>
+            <a:gs pos="0">
+              <a:schemeClr val="phClr">
+                <a:shade val="51000"/>
+                <a:satMod val="130000"/>
+              </a:schemeClr>
+            </a:gs>
+            <a:gs pos="80000">
+              <a:schemeClr val="phClr">
+                <a:shade val="93000"/>
+                <a:satMod val="130000"/>
+              </a:schemeClr>
+            </a:gs>
+            <a:gs pos="100000">
+              <a:schemeClr val="phClr">
+                <a:shade val="94000"/>
+                <a:satMod val="135000"/>
+              </a:schemeClr>
+            </a:gs>
+          </a:gsLst>
+          <a:lin ang="16200000" scaled="0"/>
+        </a:gradFill>
+      </a:fillStyleLst>
+      <a:lnStyleLst>
+        <a:ln w="9525" cap="flat" cmpd="sng" algn="ctr">
+          <a:solidFill>
+            <a:schemeClr val="phClr">
+              <a:shade val="95000"/>
+              <a:satMod val="105000"/>
+            </a:schemeClr>
+          </a:solidFill>
+          <a:prstDash val="solid"/>
+        </a:ln>
+        <a:ln w="25400" cap="flat" cmpd="sng" algn="ctr">
+          <a:solidFill>
+            <a:schemeClr val="phClr"/>
+          </a:solidFill>
+          <a:prstDash val="solid"/>
+        </a:ln>
+        <a:ln w="38100" cap="flat" cmpd="sng" algn="ctr">
+          <a:solidFill>
+            <a:schemeClr val="phClr"/>
+          </a:solidFill>
+          <a:prstDash val="solid"/>
+        </a:ln>
+      </a:lnStyleLst>
+      <a:effectStyleLst>
+        <a:effectStyle>
+          <a:effectLst>
+            <a:outerShdw blurRad="40000" dist="20000" dir="5400000" rotWithShape="0">
+              <a:srgbClr val="000000">
+                <a:alpha val="38000"/>
+              </a:srgbClr>
+            </a:outerShdw>
+          </a:effectLst>
+        </a:effectStyle>
+        <a:effectStyle>
+          <a:effectLst>
+            <a:outerShdw blurRad="40000" dist="23000" dir="5400000" rotWithShape="0">
+              <a:srgbClr val="000000">
+                <a:alpha val="35000"/>
+              </a:srgbClr>
+            </a:outerShdw>
+          </a:effectLst>
+        </a:effectStyle>
+        <a:effectStyle>
+          <a:effectLst>
+            <a:outerShdw blurRad="40000" dist="23000" dir="5400000" rotWithShape="0">
+              <a:srgbClr val="000000">
+                <a:alpha val="35000"/>
+              </a:srgbClr>
+            </a:outerShdw>
+          </a:effectLst>
+          <a:scene3d>
+            <a:camera prst="orthographicFront">
+              <a:rot lat="0" lon="0" rev="0"/>
+            </a:camera>
+            <a:lightRig rig="threePt" dir="t">
+              <a:rot lat="0" lon="0" rev="1200000"/>
+            </a:lightRig>
+          </a:scene3d>
+          <a:sp3d>
+            <a:bevelT w="63500" h="25400"/>
+          </a:sp3d>
+        </a:effectStyle>
+      </a:effectStyleLst>
+      <a:bgFillStyleLst>
+        <a:solidFill>
+          <a:schemeClr val="phClr"/>
+        </a:solidFill>
+        <a:gradFill rotWithShape="1">
+          <a:gsLst>
+            <a:gs pos="0">
+              <a:schemeClr val="phClr">
+                <a:tint val="40000"/>
+                <a:satMod val="350000"/>
+              </a:schemeClr>
+            </a:gs>
+            <a:gs pos="40000">
+              <a:schemeClr val="phClr">
+                <a:tint val="45000"/>
+                <a:shade val="99000"/>
+                <a:satMod val="350000"/>
+              </a:schemeClr>
+            </a:gs>
+            <a:gs pos="100000">
+              <a:schemeClr val="phClr">
+                <a:shade val="20000"/>
+                <a:satMod val="255000"/>
+              </a:schemeClr>
+            </a:gs>
+          </a:gsLst>
+          <a:path path="circle">
+            <a:fillToRect l="50000" t="-80000" r="50000" b="180000"/>
+          </a:path>
+        </a:gradFill>
+        <a:gradFill rotWithShape="1">
+          <a:gsLst>
+            <a:gs pos="0">
+              <a:schemeClr val="phClr">
+                <a:tint val="80000"/>
+                <a:satMod val="300000"/>
+              </a:schemeClr>
+            </a:gs>
+            <a:gs pos="100000">
+              <a:schemeClr val="phClr">
+                <a:shade val="30000"/>
+                <a:satMod val="200000"/>
+              </a:schemeClr>
+            </a:gs>
+          </a:gsLst>
+          <a:path path="circle">
+            <a:fillToRect l="50000" t="50000" r="50000" b="50000"/>
+          </a:path>
+        </a:gradFill>
+      </a:bgFillStyleLst>
+    </a:fmtScheme>
+  </a:themeElements>
+  <a:objectDefaults/>
+  <a:extraClrSchemeLst/>
+</a:theme>
 </file>